--- a/实验报告_心跳信号分类.docx
+++ b/实验报告_心跳信号分类.docx
@@ -4692,6 +4692,408 @@
         <w:pStyle w:val="Heading1"/>
       </w:pPr>
       <w:r>
+        <w:t>九、代码与数据</w:t>
+      </w:r>
+    </w:p>
+    <w:p>
+      <w:pPr>
+        <w:pStyle w:val="Heading2"/>
+      </w:pPr>
+      <w:r>
+        <w:t>9.1 代码仓库</w:t>
+      </w:r>
+    </w:p>
+    <w:p>
+      <w:pPr>
+        <w:spacing w:line="440" w:lineRule="exact"/>
+        <w:ind w:firstLine="420"/>
+      </w:pPr>
+      <w:r>
+        <w:rPr>
+          <w:rFonts w:ascii="宋体" w:hAnsi="宋体" w:eastAsia="宋体"/>
+          <w:sz w:val="24"/>
+        </w:rPr>
+        <w:t>本实验的完整代码、数据划分结果和实验报告已托管在 GitHub 上，可通过以下地址获取：</w:t>
+      </w:r>
+    </w:p>
+    <w:p>
+      <w:pPr>
+        <w:spacing w:before="160" w:after="160"/>
+        <w:ind w:left="567"/>
+      </w:pPr>
+      <w:r>
+        <w:rPr>
+          <w:rFonts w:ascii="Consolas" w:hAnsi="Consolas"/>
+          <w:b/>
+          <w:color w:val="003399"/>
+          <w:sz w:val="26"/>
+        </w:rPr>
+        <w:t>GitHub 仓库地址：https://github.com/__________/heartbeat-classification-1dcnn</w:t>
+      </w:r>
+    </w:p>
+    <w:p>
+      <w:pPr>
+        <w:spacing w:line="440" w:lineRule="exact"/>
+        <w:ind w:firstLine="420"/>
+      </w:pPr>
+      <w:r>
+        <w:rPr>
+          <w:rFonts w:ascii="宋体" w:hAnsi="宋体" w:eastAsia="宋体"/>
+          <w:sz w:val="24"/>
+        </w:rPr>
+        <w:t>（请将上述地址中的 "__________" 替换为你的 GitHub 用户名，或替换为实际仓库地址。）</w:t>
+      </w:r>
+    </w:p>
+    <w:p>
+      <w:pPr>
+        <w:spacing w:line="440" w:lineRule="exact"/>
+        <w:ind w:firstLine="420"/>
+      </w:pPr>
+      <w:r>
+        <w:rPr>
+          <w:rFonts w:ascii="宋体" w:hAnsi="宋体" w:eastAsia="宋体"/>
+          <w:sz w:val="24"/>
+        </w:rPr>
+        <w:t>仓库目录结构如下：</w:t>
+      </w:r>
+    </w:p>
+    <w:p>
+      <w:pPr>
+        <w:spacing w:line="320" w:lineRule="exact"/>
+        <w:ind w:left="567"/>
+      </w:pPr>
+      <w:r>
+        <w:rPr>
+          <w:rFonts w:ascii="Consolas" w:hAnsi="Consolas"/>
+          <w:sz w:val="18"/>
+        </w:rPr>
+        <w:t>heartbeat-classification-1dcnn/</w:t>
+      </w:r>
+    </w:p>
+    <w:p>
+      <w:pPr>
+        <w:spacing w:line="320" w:lineRule="exact"/>
+        <w:ind w:left="567"/>
+      </w:pPr>
+      <w:r>
+        <w:rPr>
+          <w:rFonts w:ascii="Consolas" w:hAnsi="Consolas"/>
+          <w:sz w:val="18"/>
+        </w:rPr>
+        <w:t>├── README.md                    # 项目说明文档</w:t>
+      </w:r>
+    </w:p>
+    <w:p>
+      <w:pPr>
+        <w:spacing w:line="320" w:lineRule="exact"/>
+        <w:ind w:left="567"/>
+      </w:pPr>
+      <w:r>
+        <w:rPr>
+          <w:rFonts w:ascii="Consolas" w:hAnsi="Consolas"/>
+          <w:sz w:val="18"/>
+        </w:rPr>
+        <w:t>├── requirements.txt             # Python 依赖包列表</w:t>
+      </w:r>
+    </w:p>
+    <w:p>
+      <w:pPr>
+        <w:spacing w:line="320" w:lineRule="exact"/>
+        <w:ind w:left="567"/>
+      </w:pPr>
+      <w:r>
+        <w:rPr>
+          <w:rFonts w:ascii="Consolas" w:hAnsi="Consolas"/>
+          <w:sz w:val="18"/>
+        </w:rPr>
+        <w:t>├── .gitignore                   # Git 忽略配置</w:t>
+      </w:r>
+    </w:p>
+    <w:p>
+      <w:pPr>
+        <w:spacing w:line="320" w:lineRule="exact"/>
+        <w:ind w:left="567"/>
+      </w:pPr>
+      <w:r>
+        <w:rPr>
+          <w:rFonts w:ascii="Consolas" w:hAnsi="Consolas"/>
+          <w:sz w:val="18"/>
+        </w:rPr>
+        <w:t>├── 实验报告_心跳信号分类.docx    # 本实验报告</w:t>
+      </w:r>
+    </w:p>
+    <w:p>
+      <w:pPr>
+        <w:spacing w:line="320" w:lineRule="exact"/>
+        <w:ind w:left="567"/>
+      </w:pPr>
+      <w:r>
+        <w:rPr>
+          <w:rFonts w:ascii="Consolas" w:hAnsi="Consolas"/>
+          <w:sz w:val="18"/>
+        </w:rPr>
+        <w:t>├── data/</w:t>
+      </w:r>
+    </w:p>
+    <w:p>
+      <w:pPr>
+        <w:spacing w:line="320" w:lineRule="exact"/>
+        <w:ind w:left="567"/>
+      </w:pPr>
+      <w:r>
+        <w:rPr>
+          <w:rFonts w:ascii="Consolas" w:hAnsi="Consolas"/>
+          <w:sz w:val="18"/>
+        </w:rPr>
+        <w:t>│   ├── split_data.py            # 数据划分脚本</w:t>
+      </w:r>
+    </w:p>
+    <w:p>
+      <w:pPr>
+        <w:spacing w:line="320" w:lineRule="exact"/>
+        <w:ind w:left="567"/>
+      </w:pPr>
+      <w:r>
+        <w:rPr>
+          <w:rFonts w:ascii="Consolas" w:hAnsi="Consolas"/>
+          <w:sz w:val="18"/>
+        </w:rPr>
+        <w:t>│   ├── train_data.csv.gz        # 训练集（80,000条，压缩后66MB）</w:t>
+      </w:r>
+    </w:p>
+    <w:p>
+      <w:pPr>
+        <w:spacing w:line="320" w:lineRule="exact"/>
+        <w:ind w:left="567"/>
+      </w:pPr>
+      <w:r>
+        <w:rPr>
+          <w:rFonts w:ascii="Consolas" w:hAnsi="Consolas"/>
+          <w:sz w:val="18"/>
+        </w:rPr>
+        <w:t>│   └── test_data.csv.gz         # 测试集（20,000条，压缩后17MB）</w:t>
+      </w:r>
+    </w:p>
+    <w:p>
+      <w:pPr>
+        <w:spacing w:line="320" w:lineRule="exact"/>
+        <w:ind w:left="567"/>
+      </w:pPr>
+      <w:r>
+        <w:rPr>
+          <w:rFonts w:ascii="Consolas" w:hAnsi="Consolas"/>
+          <w:sz w:val="18"/>
+        </w:rPr>
+        <w:t>├── src/</w:t>
+      </w:r>
+    </w:p>
+    <w:p>
+      <w:pPr>
+        <w:spacing w:line="320" w:lineRule="exact"/>
+        <w:ind w:left="567"/>
+      </w:pPr>
+      <w:r>
+        <w:rPr>
+          <w:rFonts w:ascii="Consolas" w:hAnsi="Consolas"/>
+          <w:sz w:val="18"/>
+        </w:rPr>
+        <w:t>│   └── experiment1.py           # 实验主代码</w:t>
+      </w:r>
+    </w:p>
+    <w:p>
+      <w:pPr>
+        <w:spacing w:line="320" w:lineRule="exact"/>
+        <w:ind w:left="567"/>
+      </w:pPr>
+      <w:r>
+        <w:rPr>
+          <w:rFonts w:ascii="Consolas" w:hAnsi="Consolas"/>
+          <w:sz w:val="18"/>
+        </w:rPr>
+        <w:t>└── results/</w:t>
+      </w:r>
+    </w:p>
+    <w:p>
+      <w:pPr>
+        <w:spacing w:line="320" w:lineRule="exact"/>
+        <w:ind w:left="567"/>
+      </w:pPr>
+      <w:r>
+        <w:rPr>
+          <w:rFonts w:ascii="Consolas" w:hAnsi="Consolas"/>
+          <w:sz w:val="18"/>
+        </w:rPr>
+        <w:t xml:space="preserve">    ├── class_signal_analysis.png    # 各类别信号分析图</w:t>
+      </w:r>
+    </w:p>
+    <w:p>
+      <w:pPr>
+        <w:spacing w:line="320" w:lineRule="exact"/>
+        <w:ind w:left="567"/>
+      </w:pPr>
+      <w:r>
+        <w:rPr>
+          <w:rFonts w:ascii="Consolas" w:hAnsi="Consolas"/>
+          <w:sz w:val="18"/>
+        </w:rPr>
+        <w:t xml:space="preserve">    ├── label_distribution.png       # 标签分布图</w:t>
+      </w:r>
+    </w:p>
+    <w:p>
+      <w:pPr>
+        <w:spacing w:line="320" w:lineRule="exact"/>
+        <w:ind w:left="567"/>
+      </w:pPr>
+      <w:r>
+        <w:rPr>
+          <w:rFonts w:ascii="Consolas" w:hAnsi="Consolas"/>
+          <w:sz w:val="18"/>
+        </w:rPr>
+        <w:t xml:space="preserve">    ├── training_history.png         # 训练历史曲线</w:t>
+      </w:r>
+    </w:p>
+    <w:p>
+      <w:pPr>
+        <w:spacing w:line="320" w:lineRule="exact"/>
+        <w:ind w:left="567"/>
+      </w:pPr>
+      <w:r>
+        <w:rPr>
+          <w:rFonts w:ascii="Consolas" w:hAnsi="Consolas"/>
+          <w:sz w:val="18"/>
+        </w:rPr>
+        <w:t xml:space="preserve">    ├── confusion_matrix.png         # 混淆矩阵</w:t>
+      </w:r>
+    </w:p>
+    <w:p>
+      <w:pPr>
+        <w:spacing w:line="320" w:lineRule="exact"/>
+        <w:ind w:left="567"/>
+      </w:pPr>
+      <w:r>
+        <w:rPr>
+          <w:rFonts w:ascii="Consolas" w:hAnsi="Consolas"/>
+          <w:sz w:val="18"/>
+        </w:rPr>
+        <w:t xml:space="preserve">    ├── prediction_examples.png      # 预测示例图</w:t>
+      </w:r>
+    </w:p>
+    <w:p>
+      <w:pPr>
+        <w:spacing w:line="320" w:lineRule="exact"/>
+        <w:ind w:left="567"/>
+      </w:pPr>
+      <w:r>
+        <w:rPr>
+          <w:rFonts w:ascii="Consolas" w:hAnsi="Consolas"/>
+          <w:sz w:val="18"/>
+        </w:rPr>
+        <w:t xml:space="preserve">    └── best_model.pth               # 最佳模型权重</w:t>
+      </w:r>
+    </w:p>
+    <w:p>
+      <w:pPr>
+        <w:pStyle w:val="Heading2"/>
+      </w:pPr>
+      <w:r>
+        <w:t>9.2 数据划分方法</w:t>
+      </w:r>
+    </w:p>
+    <w:p>
+      <w:pPr>
+        <w:spacing w:line="440" w:lineRule="exact"/>
+        <w:ind w:firstLine="420"/>
+      </w:pPr>
+      <w:r>
+        <w:rPr>
+          <w:rFonts w:ascii="宋体" w:hAnsi="宋体" w:eastAsia="宋体"/>
+          <w:sz w:val="24"/>
+        </w:rPr>
+        <w:t>原始数据集（train.csv，100,000条）通过 data/split_data.py 脚本按以下方式处理：</w:t>
+      </w:r>
+    </w:p>
+    <w:p>
+      <w:pPr>
+        <w:pStyle w:val="ListBullet"/>
+        <w:spacing w:line="440" w:lineRule="exact"/>
+      </w:pPr>
+      <w:r>
+        <w:rPr>
+          <w:rFonts w:ascii="宋体" w:hAnsi="宋体" w:eastAsia="宋体"/>
+          <w:sz w:val="24"/>
+        </w:rPr>
+        <w:t>划分比例：训练集 80%（80,000条），测试集 20%（20,000条）</w:t>
+      </w:r>
+    </w:p>
+    <w:p>
+      <w:pPr>
+        <w:pStyle w:val="ListBullet"/>
+        <w:spacing w:line="440" w:lineRule="exact"/>
+      </w:pPr>
+      <w:r>
+        <w:rPr>
+          <w:rFonts w:ascii="宋体" w:hAnsi="宋体" w:eastAsia="宋体"/>
+          <w:sz w:val="24"/>
+        </w:rPr>
+        <w:t>抽样方式：分层抽样（Stratified Split），保持各类别比例与原始数据一致</w:t>
+      </w:r>
+    </w:p>
+    <w:p>
+      <w:pPr>
+        <w:pStyle w:val="ListBullet"/>
+        <w:spacing w:line="440" w:lineRule="exact"/>
+      </w:pPr>
+      <w:r>
+        <w:rPr>
+          <w:rFonts w:ascii="宋体" w:hAnsi="宋体" w:eastAsia="宋体"/>
+          <w:sz w:val="24"/>
+        </w:rPr>
+        <w:t>随机种子：random_state=42，确保划分结果可重复</w:t>
+      </w:r>
+    </w:p>
+    <w:p>
+      <w:pPr>
+        <w:pStyle w:val="ListBullet"/>
+        <w:spacing w:line="440" w:lineRule="exact"/>
+      </w:pPr>
+      <w:r>
+        <w:rPr>
+          <w:rFonts w:ascii="宋体" w:hAnsi="宋体" w:eastAsia="宋体"/>
+          <w:sz w:val="24"/>
+        </w:rPr>
+        <w:t>数据文件以 .gz 格式压缩存储，解压后可直接使用</w:t>
+      </w:r>
+    </w:p>
+    <w:p>
+      <w:pPr>
+        <w:spacing w:line="440" w:lineRule="exact"/>
+        <w:ind w:firstLine="420"/>
+      </w:pPr>
+      <w:r>
+        <w:rPr>
+          <w:rFonts w:ascii="宋体" w:hAnsi="宋体" w:eastAsia="宋体"/>
+          <w:sz w:val="24"/>
+        </w:rPr>
+        <w:t>使用预划分数据的命令：</w:t>
+      </w:r>
+    </w:p>
+    <w:p>
+      <w:pPr>
+        <w:ind w:left="567"/>
+      </w:pPr>
+      <w:r>
+        <w:rPr>
+          <w:rFonts w:ascii="Consolas" w:hAnsi="Consolas"/>
+          <w:sz w:val="22"/>
+        </w:rPr>
+        <w:t>python data/split_data.py --input train.csv --output data/</w:t>
+      </w:r>
+    </w:p>
+    <w:p>
+      <w:pPr>
+        <w:pStyle w:val="Heading1"/>
+      </w:pPr>
+      <w:r>
         <w:t>参考资料</w:t>
       </w:r>
     </w:p>
@@ -4765,6 +5167,18 @@
           <w:sz w:val="20"/>
         </w:rPr>
         <w:t>[6] 实验数据集: train.csv（100,000条心跳信号记录，含4个类别标签）</w:t>
+      </w:r>
+    </w:p>
+    <w:p>
+      <w:pPr>
+        <w:spacing w:line="400" w:lineRule="exact"/>
+      </w:pPr>
+      <w:r>
+        <w:rPr>
+          <w:rFonts w:ascii="宋体" w:hAnsi="宋体" w:eastAsia="宋体"/>
+          <w:sz w:val="20"/>
+        </w:rPr>
+        <w:t>[7] GitHub 仓库: https://github.com/__________/heartbeat-classification-1dcnn</w:t>
       </w:r>
     </w:p>
     <w:sectPr>

--- a/实验报告_心跳信号分类.docx
+++ b/实验报告_心跳信号分类.docx
@@ -1913,8 +1913,6 @@
         </w:rPr>
         <w:t>通过实验验证1D CNN在心电信号自动分类任务中的有效性，并分析类别不平衡问题对模型性能的影响。</w:t>
       </w:r>
-      <w:bookmarkStart w:id="32" w:name="_GoBack"/>
-      <w:bookmarkEnd w:id="32"/>
     </w:p>
     <w:p>
       <w:pPr>
@@ -8284,8 +8282,15 @@
     </w:p>
     <w:p>
       <w:pPr>
-        <w:spacing w:before="160" w:after="160"/>
-        <w:ind w:left="567"/>
+        <w:spacing w:line="400" w:lineRule="exact"/>
+        <w:rPr>
+          <w:rFonts w:ascii="Consolas" w:hAnsi="Consolas" w:eastAsia="宋体" w:cstheme="minorBidi"/>
+          <w:b/>
+          <w:color w:val="003399"/>
+          <w:sz w:val="26"/>
+          <w:szCs w:val="22"/>
+          <w:lang w:val="en-US" w:eastAsia="en-US" w:bidi="ar-SA"/>
+        </w:rPr>
       </w:pPr>
       <w:r>
         <w:rPr>
@@ -8294,21 +8299,25 @@
           <w:color w:val="003399"/>
           <w:sz w:val="26"/>
         </w:rPr>
-        <w:t>GitHub 仓库地址：https://github.com/__________/heartbeat-classification-1dcnn</w:t>
+        <w:t>GitHub 仓库地址：</w:t>
+      </w:r>
+      <w:r>
+        <w:rPr>
+          <w:rFonts w:ascii="Consolas" w:hAnsi="Consolas" w:eastAsia="宋体" w:cstheme="minorBidi"/>
+          <w:b/>
+          <w:color w:val="003399"/>
+          <w:sz w:val="26"/>
+          <w:szCs w:val="22"/>
+          <w:lang w:val="en-US" w:eastAsia="en-US" w:bidi="ar-SA"/>
+        </w:rPr>
+        <w:t>https://github.com/9shizheyang/heartbeat-classification-1dcnn</w:t>
       </w:r>
     </w:p>
     <w:p>
       <w:pPr>
-        <w:spacing w:line="440" w:lineRule="exact"/>
-        <w:ind w:firstLine="420"/>
-      </w:pPr>
-      <w:r>
-        <w:rPr>
-          <w:rFonts w:ascii="宋体" w:hAnsi="宋体" w:eastAsia="宋体"/>
-          <w:sz w:val="24"/>
-        </w:rPr>
-        <w:t>（请将上述地址中的 "__________" 替换为你的 GitHub 用户名，或替换为实际仓库地址。）</w:t>
-      </w:r>
+        <w:spacing w:before="160" w:after="160"/>
+        <w:ind w:left="567"/>
+      </w:pPr>
     </w:p>
     <w:p>
       <w:pPr>
@@ -8673,13 +8682,8 @@
       <w:pPr>
         <w:spacing w:line="400" w:lineRule="exact"/>
       </w:pPr>
-      <w:r>
-        <w:rPr>
-          <w:rFonts w:ascii="宋体" w:hAnsi="宋体" w:eastAsia="宋体"/>
-          <w:sz w:val="20"/>
-        </w:rPr>
-        <w:t xml:space="preserve"> GitHub 仓库: https://github.com/9shizheyang/heartbeat-classification-1dcnn</w:t>
-      </w:r>
+      <w:bookmarkStart w:id="32" w:name="_GoBack"/>
+      <w:bookmarkEnd w:id="32"/>
     </w:p>
     <w:sectPr>
       <w:pgSz w:w="12240" w:h="15840"/>
@@ -8917,9 +8921,9 @@
     <w:lsdException w:uiPriority="99" w:name="index 7"/>
     <w:lsdException w:uiPriority="99" w:name="index 8"/>
     <w:lsdException w:uiPriority="99" w:name="index 9"/>
-    <w:lsdException w:uiPriority="39" w:name="toc 1"/>
+    <w:lsdException w:qFormat="1" w:uiPriority="39" w:name="toc 1"/>
     <w:lsdException w:uiPriority="39" w:name="toc 2"/>
-    <w:lsdException w:uiPriority="39" w:name="toc 3"/>
+    <w:lsdException w:qFormat="1" w:uiPriority="39" w:name="toc 3"/>
     <w:lsdException w:uiPriority="39" w:name="toc 4"/>
     <w:lsdException w:uiPriority="39" w:name="toc 5"/>
     <w:lsdException w:uiPriority="39" w:name="toc 6"/>
@@ -9058,10 +9062,10 @@
     <w:lsdException w:qFormat="1" w:unhideWhenUsed="0" w:uiPriority="66" w:semiHidden="0" w:name="Medium List 2"/>
     <w:lsdException w:qFormat="1" w:unhideWhenUsed="0" w:uiPriority="67" w:semiHidden="0" w:name="Medium Grid 1"/>
     <w:lsdException w:qFormat="1" w:unhideWhenUsed="0" w:uiPriority="68" w:semiHidden="0" w:name="Medium Grid 2"/>
-    <w:lsdException w:unhideWhenUsed="0" w:uiPriority="69" w:semiHidden="0" w:name="Medium Grid 3"/>
+    <w:lsdException w:qFormat="1" w:unhideWhenUsed="0" w:uiPriority="69" w:semiHidden="0" w:name="Medium Grid 3"/>
     <w:lsdException w:qFormat="1" w:unhideWhenUsed="0" w:uiPriority="70" w:semiHidden="0" w:name="Dark List"/>
     <w:lsdException w:qFormat="1" w:unhideWhenUsed="0" w:uiPriority="71" w:semiHidden="0" w:name="Colorful Shading"/>
-    <w:lsdException w:unhideWhenUsed="0" w:uiPriority="72" w:semiHidden="0" w:name="Colorful List"/>
+    <w:lsdException w:qFormat="1" w:unhideWhenUsed="0" w:uiPriority="72" w:semiHidden="0" w:name="Colorful List"/>
     <w:lsdException w:qFormat="1" w:unhideWhenUsed="0" w:uiPriority="73" w:semiHidden="0" w:name="Colorful Grid"/>
     <w:lsdException w:qFormat="1" w:unhideWhenUsed="0" w:uiPriority="60" w:semiHidden="0" w:name="Light Shading Accent 1"/>
     <w:lsdException w:qFormat="1" w:unhideWhenUsed="0" w:uiPriority="61" w:semiHidden="0" w:name="Light List Accent 1"/>
@@ -9075,10 +9079,10 @@
     <w:lsdException w:qFormat="1" w:unhideWhenUsed="0" w:uiPriority="66" w:semiHidden="0" w:name="Medium List 2 Accent 1"/>
     <w:lsdException w:qFormat="1" w:unhideWhenUsed="0" w:uiPriority="67" w:semiHidden="0" w:name="Medium Grid 1 Accent 1"/>
     <w:lsdException w:qFormat="1" w:unhideWhenUsed="0" w:uiPriority="68" w:semiHidden="0" w:name="Medium Grid 2 Accent 1"/>
-    <w:lsdException w:unhideWhenUsed="0" w:uiPriority="69" w:semiHidden="0" w:name="Medium Grid 3 Accent 1"/>
+    <w:lsdException w:qFormat="1" w:unhideWhenUsed="0" w:uiPriority="69" w:semiHidden="0" w:name="Medium Grid 3 Accent 1"/>
     <w:lsdException w:qFormat="1" w:unhideWhenUsed="0" w:uiPriority="70" w:semiHidden="0" w:name="Dark List Accent 1"/>
     <w:lsdException w:unhideWhenUsed="0" w:uiPriority="71" w:semiHidden="0" w:name="Colorful Shading Accent 1"/>
-    <w:lsdException w:unhideWhenUsed="0" w:uiPriority="72" w:semiHidden="0" w:name="Colorful List Accent 1"/>
+    <w:lsdException w:qFormat="1" w:unhideWhenUsed="0" w:uiPriority="72" w:semiHidden="0" w:name="Colorful List Accent 1"/>
     <w:lsdException w:qFormat="1" w:unhideWhenUsed="0" w:uiPriority="73" w:semiHidden="0" w:name="Colorful Grid Accent 1"/>
     <w:lsdException w:qFormat="1" w:unhideWhenUsed="0" w:uiPriority="60" w:semiHidden="0" w:name="Light Shading Accent 2"/>
     <w:lsdException w:qFormat="1" w:unhideWhenUsed="0" w:uiPriority="61" w:semiHidden="0" w:name="Light List Accent 2"/>
@@ -9089,8 +9093,8 @@
     <w:lsdException w:qFormat="1" w:unhideWhenUsed="0" w:uiPriority="66" w:semiHidden="0" w:name="Medium List 2 Accent 2"/>
     <w:lsdException w:qFormat="1" w:unhideWhenUsed="0" w:uiPriority="67" w:semiHidden="0" w:name="Medium Grid 1 Accent 2"/>
     <w:lsdException w:qFormat="1" w:unhideWhenUsed="0" w:uiPriority="68" w:semiHidden="0" w:name="Medium Grid 2 Accent 2"/>
-    <w:lsdException w:unhideWhenUsed="0" w:uiPriority="69" w:semiHidden="0" w:name="Medium Grid 3 Accent 2"/>
-    <w:lsdException w:unhideWhenUsed="0" w:uiPriority="70" w:semiHidden="0" w:name="Dark List Accent 2"/>
+    <w:lsdException w:qFormat="1" w:unhideWhenUsed="0" w:uiPriority="69" w:semiHidden="0" w:name="Medium Grid 3 Accent 2"/>
+    <w:lsdException w:qFormat="1" w:unhideWhenUsed="0" w:uiPriority="70" w:semiHidden="0" w:name="Dark List Accent 2"/>
     <w:lsdException w:qFormat="1" w:unhideWhenUsed="0" w:uiPriority="71" w:semiHidden="0" w:name="Colorful Shading Accent 2"/>
     <w:lsdException w:qFormat="1" w:unhideWhenUsed="0" w:uiPriority="72" w:semiHidden="0" w:name="Colorful List Accent 2"/>
     <w:lsdException w:qFormat="1" w:unhideWhenUsed="0" w:uiPriority="73" w:semiHidden="0" w:name="Colorful Grid Accent 2"/>
@@ -9103,10 +9107,10 @@
     <w:lsdException w:qFormat="1" w:unhideWhenUsed="0" w:uiPriority="66" w:semiHidden="0" w:name="Medium List 2 Accent 3"/>
     <w:lsdException w:qFormat="1" w:unhideWhenUsed="0" w:uiPriority="67" w:semiHidden="0" w:name="Medium Grid 1 Accent 3"/>
     <w:lsdException w:qFormat="1" w:unhideWhenUsed="0" w:uiPriority="68" w:semiHidden="0" w:name="Medium Grid 2 Accent 3"/>
-    <w:lsdException w:unhideWhenUsed="0" w:uiPriority="69" w:semiHidden="0" w:name="Medium Grid 3 Accent 3"/>
+    <w:lsdException w:qFormat="1" w:unhideWhenUsed="0" w:uiPriority="69" w:semiHidden="0" w:name="Medium Grid 3 Accent 3"/>
     <w:lsdException w:qFormat="1" w:unhideWhenUsed="0" w:uiPriority="70" w:semiHidden="0" w:name="Dark List Accent 3"/>
     <w:lsdException w:qFormat="1" w:unhideWhenUsed="0" w:uiPriority="71" w:semiHidden="0" w:name="Colorful Shading Accent 3"/>
-    <w:lsdException w:unhideWhenUsed="0" w:uiPriority="72" w:semiHidden="0" w:name="Colorful List Accent 3"/>
+    <w:lsdException w:qFormat="1" w:unhideWhenUsed="0" w:uiPriority="72" w:semiHidden="0" w:name="Colorful List Accent 3"/>
     <w:lsdException w:qFormat="1" w:unhideWhenUsed="0" w:uiPriority="73" w:semiHidden="0" w:name="Colorful Grid Accent 3"/>
     <w:lsdException w:qFormat="1" w:unhideWhenUsed="0" w:uiPriority="60" w:semiHidden="0" w:name="Light Shading Accent 4"/>
     <w:lsdException w:qFormat="1" w:unhideWhenUsed="0" w:uiPriority="61" w:semiHidden="0" w:name="Light List Accent 4"/>
@@ -9117,10 +9121,10 @@
     <w:lsdException w:qFormat="1" w:unhideWhenUsed="0" w:uiPriority="66" w:semiHidden="0" w:name="Medium List 2 Accent 4"/>
     <w:lsdException w:qFormat="1" w:unhideWhenUsed="0" w:uiPriority="67" w:semiHidden="0" w:name="Medium Grid 1 Accent 4"/>
     <w:lsdException w:qFormat="1" w:unhideWhenUsed="0" w:uiPriority="68" w:semiHidden="0" w:name="Medium Grid 2 Accent 4"/>
-    <w:lsdException w:unhideWhenUsed="0" w:uiPriority="69" w:semiHidden="0" w:name="Medium Grid 3 Accent 4"/>
-    <w:lsdException w:unhideWhenUsed="0" w:uiPriority="70" w:semiHidden="0" w:name="Dark List Accent 4"/>
+    <w:lsdException w:qFormat="1" w:unhideWhenUsed="0" w:uiPriority="69" w:semiHidden="0" w:name="Medium Grid 3 Accent 4"/>
+    <w:lsdException w:qFormat="1" w:unhideWhenUsed="0" w:uiPriority="70" w:semiHidden="0" w:name="Dark List Accent 4"/>
     <w:lsdException w:qFormat="1" w:unhideWhenUsed="0" w:uiPriority="71" w:semiHidden="0" w:name="Colorful Shading Accent 4"/>
-    <w:lsdException w:unhideWhenUsed="0" w:uiPriority="72" w:semiHidden="0" w:name="Colorful List Accent 4"/>
+    <w:lsdException w:qFormat="1" w:unhideWhenUsed="0" w:uiPriority="72" w:semiHidden="0" w:name="Colorful List Accent 4"/>
     <w:lsdException w:qFormat="1" w:unhideWhenUsed="0" w:uiPriority="73" w:semiHidden="0" w:name="Colorful Grid Accent 4"/>
     <w:lsdException w:qFormat="1" w:unhideWhenUsed="0" w:uiPriority="60" w:semiHidden="0" w:name="Light Shading Accent 5"/>
     <w:lsdException w:qFormat="1" w:unhideWhenUsed="0" w:uiPriority="61" w:semiHidden="0" w:name="Light List Accent 5"/>
@@ -9133,7 +9137,7 @@
     <w:lsdException w:qFormat="1" w:unhideWhenUsed="0" w:uiPriority="68" w:semiHidden="0" w:name="Medium Grid 2 Accent 5"/>
     <w:lsdException w:qFormat="1" w:unhideWhenUsed="0" w:uiPriority="69" w:semiHidden="0" w:name="Medium Grid 3 Accent 5"/>
     <w:lsdException w:qFormat="1" w:unhideWhenUsed="0" w:uiPriority="70" w:semiHidden="0" w:name="Dark List Accent 5"/>
-    <w:lsdException w:unhideWhenUsed="0" w:uiPriority="71" w:semiHidden="0" w:name="Colorful Shading Accent 5"/>
+    <w:lsdException w:qFormat="1" w:unhideWhenUsed="0" w:uiPriority="71" w:semiHidden="0" w:name="Colorful Shading Accent 5"/>
     <w:lsdException w:qFormat="1" w:unhideWhenUsed="0" w:uiPriority="72" w:semiHidden="0" w:name="Colorful List Accent 5"/>
     <w:lsdException w:qFormat="1" w:unhideWhenUsed="0" w:uiPriority="73" w:semiHidden="0" w:name="Colorful Grid Accent 5"/>
     <w:lsdException w:qFormat="1" w:unhideWhenUsed="0" w:uiPriority="60" w:semiHidden="0" w:name="Light Shading Accent 6"/>
@@ -9144,10 +9148,10 @@
     <w:lsdException w:qFormat="1" w:unhideWhenUsed="0" w:uiPriority="65" w:semiHidden="0" w:name="Medium List 1 Accent 6"/>
     <w:lsdException w:qFormat="1" w:unhideWhenUsed="0" w:uiPriority="66" w:semiHidden="0" w:name="Medium List 2 Accent 6"/>
     <w:lsdException w:qFormat="1" w:unhideWhenUsed="0" w:uiPriority="67" w:semiHidden="0" w:name="Medium Grid 1 Accent 6"/>
-    <w:lsdException w:unhideWhenUsed="0" w:uiPriority="68" w:semiHidden="0" w:name="Medium Grid 2 Accent 6"/>
-    <w:lsdException w:unhideWhenUsed="0" w:uiPriority="69" w:semiHidden="0" w:name="Medium Grid 3 Accent 6"/>
-    <w:lsdException w:unhideWhenUsed="0" w:uiPriority="70" w:semiHidden="0" w:name="Dark List Accent 6"/>
-    <w:lsdException w:unhideWhenUsed="0" w:uiPriority="71" w:semiHidden="0" w:name="Colorful Shading Accent 6"/>
+    <w:lsdException w:qFormat="1" w:unhideWhenUsed="0" w:uiPriority="68" w:semiHidden="0" w:name="Medium Grid 2 Accent 6"/>
+    <w:lsdException w:qFormat="1" w:unhideWhenUsed="0" w:uiPriority="69" w:semiHidden="0" w:name="Medium Grid 3 Accent 6"/>
+    <w:lsdException w:qFormat="1" w:unhideWhenUsed="0" w:uiPriority="70" w:semiHidden="0" w:name="Dark List Accent 6"/>
+    <w:lsdException w:qFormat="1" w:unhideWhenUsed="0" w:uiPriority="71" w:semiHidden="0" w:name="Colorful Shading Accent 6"/>
     <w:lsdException w:qFormat="1" w:unhideWhenUsed="0" w:uiPriority="72" w:semiHidden="0" w:name="Colorful List Accent 6"/>
     <w:lsdException w:qFormat="1" w:unhideWhenUsed="0" w:uiPriority="73" w:semiHidden="0" w:name="Colorful Grid Accent 6"/>
   </w:latentStyles>
@@ -9612,6 +9616,7 @@
     <w:next w:val="1"/>
     <w:semiHidden/>
     <w:unhideWhenUsed/>
+    <w:qFormat/>
     <w:uiPriority w:val="39"/>
     <w:pPr>
       <w:ind w:left="840" w:leftChars="400"/>
@@ -9653,6 +9658,7 @@
     <w:next w:val="1"/>
     <w:semiHidden/>
     <w:unhideWhenUsed/>
+    <w:qFormat/>
     <w:uiPriority w:val="39"/>
   </w:style>
   <w:style w:type="paragraph" w:styleId="28">
@@ -16869,6 +16875,7 @@
   <w:style w:type="table" w:styleId="99">
     <w:name w:val="Medium Grid 2 Accent 6"/>
     <w:basedOn w:val="35"/>
+    <w:qFormat/>
     <w:uiPriority w:val="68"/>
     <w:pPr>
       <w:spacing w:after="0" w:line="240" w:lineRule="auto"/>
@@ -17015,6 +17022,7 @@
   <w:style w:type="table" w:styleId="100">
     <w:name w:val="Medium Grid 3"/>
     <w:basedOn w:val="35"/>
+    <w:qFormat/>
     <w:uiPriority w:val="69"/>
     <w:pPr>
       <w:spacing w:after="0" w:line="240" w:lineRule="auto"/>
@@ -17172,6 +17180,7 @@
   <w:style w:type="table" w:styleId="101">
     <w:name w:val="Medium Grid 3 Accent 1"/>
     <w:basedOn w:val="35"/>
+    <w:qFormat/>
     <w:uiPriority w:val="69"/>
     <w:pPr>
       <w:spacing w:after="0" w:line="240" w:lineRule="auto"/>
@@ -17329,6 +17338,7 @@
   <w:style w:type="table" w:styleId="102">
     <w:name w:val="Medium Grid 3 Accent 2"/>
     <w:basedOn w:val="35"/>
+    <w:qFormat/>
     <w:uiPriority w:val="69"/>
     <w:pPr>
       <w:spacing w:after="0" w:line="240" w:lineRule="auto"/>
@@ -17486,6 +17496,7 @@
   <w:style w:type="table" w:styleId="103">
     <w:name w:val="Medium Grid 3 Accent 3"/>
     <w:basedOn w:val="35"/>
+    <w:qFormat/>
     <w:uiPriority w:val="69"/>
     <w:pPr>
       <w:spacing w:after="0" w:line="240" w:lineRule="auto"/>
@@ -17643,6 +17654,7 @@
   <w:style w:type="table" w:styleId="104">
     <w:name w:val="Medium Grid 3 Accent 4"/>
     <w:basedOn w:val="35"/>
+    <w:qFormat/>
     <w:uiPriority w:val="69"/>
     <w:pPr>
       <w:spacing w:after="0" w:line="240" w:lineRule="auto"/>
@@ -17958,6 +17970,7 @@
   <w:style w:type="table" w:styleId="106">
     <w:name w:val="Medium Grid 3 Accent 6"/>
     <w:basedOn w:val="35"/>
+    <w:qFormat/>
     <w:uiPriority w:val="69"/>
     <w:pPr>
       <w:spacing w:after="0" w:line="240" w:lineRule="auto"/>
@@ -18347,6 +18360,7 @@
   <w:style w:type="table" w:styleId="109">
     <w:name w:val="Dark List Accent 2"/>
     <w:basedOn w:val="35"/>
+    <w:qFormat/>
     <w:uiPriority w:val="70"/>
     <w:pPr>
       <w:spacing w:after="0" w:line="240" w:lineRule="auto"/>
@@ -18578,6 +18592,7 @@
   <w:style w:type="table" w:styleId="111">
     <w:name w:val="Dark List Accent 4"/>
     <w:basedOn w:val="35"/>
+    <w:qFormat/>
     <w:uiPriority w:val="70"/>
     <w:pPr>
       <w:spacing w:after="0" w:line="240" w:lineRule="auto"/>
@@ -18809,6 +18824,7 @@
   <w:style w:type="table" w:styleId="113">
     <w:name w:val="Dark List Accent 6"/>
     <w:basedOn w:val="35"/>
+    <w:qFormat/>
     <w:uiPriority w:val="70"/>
     <w:pPr>
       <w:spacing w:after="0" w:line="240" w:lineRule="auto"/>
@@ -19648,6 +19664,7 @@
   <w:style w:type="table" w:styleId="119">
     <w:name w:val="Colorful Shading Accent 5"/>
     <w:basedOn w:val="35"/>
+    <w:qFormat/>
     <w:uiPriority w:val="71"/>
     <w:pPr>
       <w:spacing w:after="0" w:line="240" w:lineRule="auto"/>
@@ -19796,6 +19813,7 @@
   <w:style w:type="table" w:styleId="120">
     <w:name w:val="Colorful Shading Accent 6"/>
     <w:basedOn w:val="35"/>
+    <w:qFormat/>
     <w:uiPriority w:val="71"/>
     <w:pPr>
       <w:spacing w:after="0" w:line="240" w:lineRule="auto"/>
@@ -19944,6 +19962,7 @@
   <w:style w:type="table" w:styleId="121">
     <w:name w:val="Colorful List"/>
     <w:basedOn w:val="35"/>
+    <w:qFormat/>
     <w:uiPriority w:val="72"/>
     <w:pPr>
       <w:spacing w:after="0" w:line="240" w:lineRule="auto"/>
@@ -20036,6 +20055,7 @@
   <w:style w:type="table" w:styleId="122">
     <w:name w:val="Colorful List Accent 1"/>
     <w:basedOn w:val="35"/>
+    <w:qFormat/>
     <w:uiPriority w:val="72"/>
     <w:pPr>
       <w:spacing w:after="0" w:line="240" w:lineRule="auto"/>
@@ -20221,6 +20241,7 @@
   <w:style w:type="table" w:styleId="124">
     <w:name w:val="Colorful List Accent 3"/>
     <w:basedOn w:val="35"/>
+    <w:qFormat/>
     <w:uiPriority w:val="72"/>
     <w:pPr>
       <w:spacing w:after="0" w:line="240" w:lineRule="auto"/>
@@ -20313,6 +20334,7 @@
   <w:style w:type="table" w:styleId="125">
     <w:name w:val="Colorful List Accent 4"/>
     <w:basedOn w:val="35"/>
+    <w:qFormat/>
     <w:uiPriority w:val="72"/>
     <w:pPr>
       <w:spacing w:after="0" w:line="240" w:lineRule="auto"/>
